--- a/documentation/graefe_revision/MNV_Analysis_YY_rev1_clean.docx
+++ b/documentation/graefe_revision/MNV_Analysis_YY_rev1_clean.docx
@@ -4739,7 +4739,7 @@
         <w:t xml:space="preserve"> </w:t>
       </w:r>
       <w:r>
-        <w:t xml:space="preserve">15, 87576 (2025) doi:10.1038/s41598-025-87576-6.</w:t>
+        <w:t xml:space="preserve">15, 4303 (2025) doi:10.1038/s41598-025-87576-6.</w:t>
       </w:r>
     </w:p>
     <w:p>
